--- a/Klons2/Apraksts/5. Noliktava.docx
+++ b/Klons2/Apraksts/5. Noliktava.docx
@@ -1716,7 +1716,7 @@
             <w:noProof/>
             <w:webHidden/>
           </w:rPr>
-          <w:t>22</w:t>
+          <w:t>23</w:t>
         </w:r>
         <w:r>
           <w:rPr>
@@ -2152,7 +2152,7 @@
             <w:noProof/>
             <w:webHidden/>
           </w:rPr>
-          <w:t>26</w:t>
+          <w:t>27</w:t>
         </w:r>
         <w:r>
           <w:rPr>
@@ -2368,7 +2368,7 @@
             <w:noProof/>
             <w:webHidden/>
           </w:rPr>
-          <w:t>28</w:t>
+          <w:t>29</w:t>
         </w:r>
         <w:r>
           <w:rPr>
@@ -12196,7 +12196,32 @@
           <w:sz w:val="24"/>
           <w:szCs w:val="24"/>
         </w:rPr>
-        <w:t>Lauka Dokumenta veids vērtība nav rediģējama, tā ir atkarīga no veiktajām iegrāmatošanas, kontēšanas vai atvēršanas darbībām.</w:t>
+        <w:t xml:space="preserve">Lauka </w:t>
+      </w:r>
+      <w:r>
+        <w:rPr>
+          <w:b/>
+          <w:bCs/>
+          <w:sz w:val="24"/>
+          <w:szCs w:val="24"/>
+        </w:rPr>
+        <w:t xml:space="preserve">Dokumenta </w:t>
+      </w:r>
+      <w:r>
+        <w:rPr>
+          <w:b/>
+          <w:bCs/>
+          <w:sz w:val="24"/>
+          <w:szCs w:val="24"/>
+        </w:rPr>
+        <w:t>status</w:t>
+      </w:r>
+      <w:r>
+        <w:rPr>
+          <w:sz w:val="24"/>
+          <w:szCs w:val="24"/>
+        </w:rPr>
+        <w:t xml:space="preserve"> vērtība nav rediģējama, tā ir atkarīga no veiktajām iegrāmatošanas, kontēšanas vai atvēršanas darbībām.</w:t>
       </w:r>
     </w:p>
     <w:p>
@@ -12242,7 +12267,21 @@
           <w:sz w:val="24"/>
           <w:szCs w:val="24"/>
         </w:rPr>
-        <w:t xml:space="preserve">Kredītrēķina dati nav rediģējami, tie tiek aizpildīti ar komandu </w:t>
+        <w:t xml:space="preserve">Kredītrēķina dati </w:t>
+      </w:r>
+      <w:r>
+        <w:rPr>
+          <w:sz w:val="24"/>
+          <w:szCs w:val="24"/>
+        </w:rPr>
+        <w:t xml:space="preserve">(kredītrēķina datums, sērija, numurs) iegrāmatojamiem dokumentiem </w:t>
+      </w:r>
+      <w:r>
+        <w:rPr>
+          <w:sz w:val="24"/>
+          <w:szCs w:val="24"/>
+        </w:rPr>
+        <w:t xml:space="preserve">nav rediģējami, tie tiek aizpildīti ar komandu </w:t>
       </w:r>
       <w:r>
         <w:rPr>
@@ -12260,6 +12299,69 @@
         </w:rPr>
         <w:t>.</w:t>
       </w:r>
+      <w:r>
+        <w:rPr>
+          <w:sz w:val="24"/>
+          <w:szCs w:val="24"/>
+        </w:rPr>
+        <w:t xml:space="preserve"> Dokumentiem - </w:t>
+      </w:r>
+      <w:r>
+        <w:rPr>
+          <w:sz w:val="24"/>
+          <w:szCs w:val="24"/>
+        </w:rPr>
+        <w:t>Iepirkuma rēķins</w:t>
+      </w:r>
+      <w:r>
+        <w:rPr>
+          <w:sz w:val="24"/>
+          <w:szCs w:val="24"/>
+        </w:rPr>
+        <w:t xml:space="preserve">, </w:t>
+      </w:r>
+      <w:r>
+        <w:rPr>
+          <w:sz w:val="24"/>
+          <w:szCs w:val="24"/>
+        </w:rPr>
+        <w:t>Pārdošanas rēķins</w:t>
+      </w:r>
+      <w:r>
+        <w:rPr>
+          <w:sz w:val="24"/>
+          <w:szCs w:val="24"/>
+        </w:rPr>
+        <w:t xml:space="preserve">, </w:t>
+      </w:r>
+      <w:r>
+        <w:rPr>
+          <w:sz w:val="24"/>
+          <w:szCs w:val="24"/>
+        </w:rPr>
+        <w:t>Avansa rēķins</w:t>
+      </w:r>
+      <w:r>
+        <w:rPr>
+          <w:sz w:val="24"/>
+          <w:szCs w:val="24"/>
+        </w:rPr>
+        <w:t xml:space="preserve">, </w:t>
+      </w:r>
+      <w:r>
+        <w:rPr>
+          <w:sz w:val="24"/>
+          <w:szCs w:val="24"/>
+        </w:rPr>
+        <w:t>Kredītrēķins vienkāršs</w:t>
+      </w:r>
+      <w:r>
+        <w:rPr>
+          <w:sz w:val="24"/>
+          <w:szCs w:val="24"/>
+        </w:rPr>
+        <w:t xml:space="preserve"> - kredītrēķina dati ir brīvi rediģējami, jo šie dokumenti netiek grāmatoti, netiek veikta atlikumu uzskaite.</w:t>
+      </w:r>
     </w:p>
     <w:p>
       <w:pPr>
@@ -12556,7 +12658,15 @@
           <w:sz w:val="24"/>
           <w:szCs w:val="24"/>
         </w:rPr>
-        <w:t xml:space="preserve">, vai dokumenta galvenā atķeksēt pazīmi Manuāls kontējums. Līdz ar to dokumenta status tiks nomainīts uz </w:t>
+        <w:t xml:space="preserve">, vai dokumenta galvenā atķeksēt pazīmi Manuāls kontējums. Līdz ar to dokumenta status tiks </w:t>
+      </w:r>
+      <w:r>
+        <w:rPr>
+          <w:sz w:val="24"/>
+          <w:szCs w:val="24"/>
+        </w:rPr>
+        <w:lastRenderedPageBreak/>
+        <w:t xml:space="preserve">nomainīts uz </w:t>
       </w:r>
       <w:r>
         <w:rPr>
@@ -12603,15 +12713,7 @@
           <w:sz w:val="24"/>
           <w:szCs w:val="24"/>
         </w:rPr>
-        <w:t xml:space="preserve"> ir svarīga realizācijas dokumentu pašizmaksas aprēķinam. Programma neveic automātisku pašizmaksas kontēšanu realizācijas dokumentiem, pašizmaksas kontējums tiek aprēķināts kā </w:t>
-      </w:r>
-      <w:r>
-        <w:rPr>
-          <w:sz w:val="24"/>
-          <w:szCs w:val="24"/>
-        </w:rPr>
-        <w:lastRenderedPageBreak/>
-        <w:t xml:space="preserve">kopsavilkums par noteiktu periodu (parasti mēnesi) un kontēšana ir jāveic grāmatvedim manuāli. </w:t>
+        <w:t xml:space="preserve"> ir svarīga realizācijas dokumentu pašizmaksas aprēķinam. Programma neveic automātisku pašizmaksas kontēšanu realizācijas dokumentiem, pašizmaksas kontējums tiek aprēķināts kā kopsavilkums par noteiktu periodu (parasti mēnesi) un kontēšana ir jāveic grāmatvedim manuāli. </w:t>
       </w:r>
       <w:r>
         <w:rPr>
@@ -13217,6 +13319,7 @@
           <w:sz w:val="24"/>
           <w:szCs w:val="24"/>
         </w:rPr>
+        <w:lastRenderedPageBreak/>
         <w:t>Artikulu saraksts satur dažādu informāciju par artikuliem, kas tiek izmantota dokumenta rindas aizpildīšanai pēc artikula norādīšanas.</w:t>
       </w:r>
       <w:r>
@@ -13326,683 +13429,676 @@
           <w:sz w:val="24"/>
           <w:szCs w:val="24"/>
         </w:rPr>
-        <w:t xml:space="preserve">Artikula nosaukums vienmēr tiek izmantots no artikulu saraksta. Tas nozīmē, ja artikulu </w:t>
-      </w:r>
+        <w:t>Artikula nosaukums vienmēr tiek izmantots no artikulu saraksta. Tas nozīmē, ja artikulu sarakstā tiek mainīts nosaukums, arī visos iepriekš veidotajos dokumentos tiks izmantots jaunais nosaukums. Lauku mērvienība, PVN likme, konts 6 un konts 7 vērtības tiek nokopētas no artikulu saraksta uz dokumenta rindu, un ja artikuls vēlāk tiek rediģēts, dokumenta rindā šo lauku vērtības nemainīsies.</w:t>
+      </w:r>
+    </w:p>
+    <w:p>
+      <w:pPr>
+        <w:rPr>
+          <w:sz w:val="24"/>
+          <w:szCs w:val="24"/>
+        </w:rPr>
+      </w:pPr>
+      <w:r>
+        <w:rPr>
+          <w:sz w:val="24"/>
+          <w:szCs w:val="24"/>
+        </w:rPr>
+        <w:t xml:space="preserve">Dokumentu veidiem </w:t>
+      </w:r>
+      <w:r>
+        <w:rPr>
+          <w:b/>
+          <w:bCs/>
+          <w:sz w:val="24"/>
+          <w:szCs w:val="24"/>
+        </w:rPr>
+        <w:t>Realizācija</w:t>
+      </w:r>
+      <w:r>
+        <w:rPr>
+          <w:sz w:val="24"/>
+          <w:szCs w:val="24"/>
+        </w:rPr>
+        <w:t xml:space="preserve"> un</w:t>
+      </w:r>
+      <w:r>
+        <w:rPr>
+          <w:sz w:val="24"/>
+          <w:szCs w:val="24"/>
+        </w:rPr>
+        <w:t xml:space="preserve"> </w:t>
+      </w:r>
+      <w:r>
+        <w:rPr>
+          <w:b/>
+          <w:bCs/>
+          <w:sz w:val="24"/>
+          <w:szCs w:val="24"/>
+        </w:rPr>
+        <w:t>Sniegti pakalpojumi</w:t>
+      </w:r>
+      <w:r>
+        <w:rPr>
+          <w:sz w:val="24"/>
+          <w:szCs w:val="24"/>
+        </w:rPr>
+        <w:t xml:space="preserve"> cenas lauka sākotnējā vērtība tiek aizpildīta no artikulu sarakstā norādītās realizācijas cenas.</w:t>
+      </w:r>
+      <w:r>
+        <w:rPr>
+          <w:sz w:val="24"/>
+          <w:szCs w:val="24"/>
+        </w:rPr>
+        <w:t xml:space="preserve"> </w:t>
+      </w:r>
+      <w:r>
+        <w:rPr>
+          <w:sz w:val="24"/>
+          <w:szCs w:val="24"/>
+        </w:rPr>
+        <w:t xml:space="preserve">Pēc tam cenas vērtība ir rediģējama norādot to manuāli vai piemērojot cenu lapu. </w:t>
+      </w:r>
+    </w:p>
+    <w:p>
+      <w:pPr>
+        <w:rPr>
+          <w:sz w:val="24"/>
+          <w:szCs w:val="24"/>
+        </w:rPr>
+      </w:pPr>
+      <w:r>
+        <w:rPr>
+          <w:sz w:val="24"/>
+          <w:szCs w:val="24"/>
+        </w:rPr>
+        <w:t xml:space="preserve">Arī </w:t>
+      </w:r>
+      <w:r>
+        <w:rPr>
+          <w:b/>
+          <w:bCs/>
+          <w:sz w:val="24"/>
+          <w:szCs w:val="24"/>
+        </w:rPr>
+        <w:t>P</w:t>
+      </w:r>
+      <w:r>
+        <w:rPr>
+          <w:b/>
+          <w:bCs/>
+          <w:sz w:val="24"/>
+          <w:szCs w:val="24"/>
+        </w:rPr>
+        <w:t>ārvietošanas</w:t>
+      </w:r>
+      <w:r>
+        <w:rPr>
+          <w:sz w:val="24"/>
+          <w:szCs w:val="24"/>
+        </w:rPr>
+        <w:t xml:space="preserve"> dokumentos tiek izmantotas realizācijas cenas, jo pašizmaksas aprēķins iekšējās pārvietošanas gadījumā nav iespējams. </w:t>
+      </w:r>
+    </w:p>
+    <w:p>
+      <w:pPr>
+        <w:rPr>
+          <w:sz w:val="24"/>
+          <w:szCs w:val="24"/>
+        </w:rPr>
+      </w:pPr>
+      <w:r>
+        <w:rPr>
+          <w:sz w:val="24"/>
+          <w:szCs w:val="24"/>
+        </w:rPr>
+        <w:t xml:space="preserve">Dokumentu vaidam </w:t>
+      </w:r>
+      <w:r>
+        <w:rPr>
+          <w:b/>
+          <w:bCs/>
+          <w:sz w:val="24"/>
+          <w:szCs w:val="24"/>
+        </w:rPr>
+        <w:t>Saražots</w:t>
+      </w:r>
+      <w:r>
+        <w:rPr>
+          <w:sz w:val="24"/>
+          <w:szCs w:val="24"/>
+        </w:rPr>
+        <w:t xml:space="preserve"> cenas lauka vērtība tiek aizpildīta no artikulu sarakstā norādītājām ražošanas izmaksām. </w:t>
+      </w:r>
+      <w:r>
+        <w:rPr>
+          <w:sz w:val="24"/>
+          <w:szCs w:val="24"/>
+        </w:rPr>
+        <w:t>Artikula r</w:t>
+      </w:r>
+      <w:r>
+        <w:rPr>
+          <w:sz w:val="24"/>
+          <w:szCs w:val="24"/>
+        </w:rPr>
+        <w:t>ažošanas pašizmaksa tiek aprēķināta ar grāmatvedības aplēsēm, paredzot par noteiktu laika periodu aprēķinātās pašizmaksas koriģēšanas mehānismu atbilstoši faktiskajām ražošanas izmaksām.</w:t>
+      </w:r>
+    </w:p>
+    <w:p>
+      <w:pPr>
+        <w:rPr>
+          <w:sz w:val="24"/>
+          <w:szCs w:val="24"/>
+        </w:rPr>
+      </w:pPr>
+      <w:r>
+        <w:rPr>
+          <w:sz w:val="24"/>
+          <w:szCs w:val="24"/>
+        </w:rPr>
+        <w:t>Pārējiem dokumentu veidiem kā sākotnējā cena tiek norādīta 0.00.</w:t>
+      </w:r>
+      <w:r>
+        <w:rPr>
+          <w:sz w:val="24"/>
+          <w:szCs w:val="24"/>
+        </w:rPr>
+        <w:t xml:space="preserve"> Cena ir rediģējama, bet vairākiem dokumentu veidiem (preču atgriešana, kredītrēķini, norakstīšana, izlietošana ražošana) tā tiks aizpildīta automātiski, veicot dokumenta iegrāmatošanu.</w:t>
+      </w:r>
+    </w:p>
+    <w:p>
+      <w:pPr>
+        <w:rPr>
+          <w:sz w:val="24"/>
+          <w:szCs w:val="24"/>
+        </w:rPr>
+      </w:pPr>
+      <w:r>
+        <w:rPr>
+          <w:sz w:val="24"/>
+          <w:szCs w:val="24"/>
+        </w:rPr>
+        <w:t xml:space="preserve">Programmā artikula cenu var norādīt ar precizitāti līdz 4 </w:t>
+      </w:r>
+      <w:r>
+        <w:rPr>
+          <w:b/>
+          <w:bCs/>
+          <w:sz w:val="24"/>
+          <w:szCs w:val="24"/>
+        </w:rPr>
+        <w:t>zīmēm aiz komata</w:t>
+      </w:r>
+      <w:r>
+        <w:rPr>
+          <w:sz w:val="24"/>
+          <w:szCs w:val="24"/>
+        </w:rPr>
+        <w:t xml:space="preserve">. Pirms sākt darbu ar programmu, svarīgi ir norādīt izmantojamo zīmju skaitu aiz komata logā </w:t>
+      </w:r>
+      <w:r>
+        <w:rPr>
+          <w:b/>
+          <w:bCs/>
+          <w:sz w:val="24"/>
+          <w:szCs w:val="24"/>
+        </w:rPr>
+        <w:t>Iestatījumi,</w:t>
+      </w:r>
+      <w:r>
+        <w:rPr>
+          <w:sz w:val="24"/>
+          <w:szCs w:val="24"/>
+        </w:rPr>
+        <w:t xml:space="preserve"> tas var būt 2, 3 vai 4 zīmes aiz komata.</w:t>
+      </w:r>
+    </w:p>
+    <w:p>
+      <w:pPr>
+        <w:rPr>
+          <w:sz w:val="24"/>
+          <w:szCs w:val="24"/>
+        </w:rPr>
+      </w:pPr>
+      <w:r>
+        <w:rPr>
+          <w:sz w:val="24"/>
+          <w:szCs w:val="24"/>
+        </w:rPr>
+        <w:t>Atlaidi norāda procentos ar negatīvu zīmi. Ja artikulam tiek piemērots papildus uzcenojums to norāda</w:t>
+      </w:r>
+      <w:r>
+        <w:rPr>
+          <w:sz w:val="24"/>
+          <w:szCs w:val="24"/>
+        </w:rPr>
+        <w:t xml:space="preserve"> nez zīmes (pozitīva vērtība). Atlaidi var norādīt arī piemērojot iepriekš izveidotās </w:t>
+      </w:r>
+      <w:r>
+        <w:rPr>
+          <w:b/>
+          <w:bCs/>
+          <w:sz w:val="24"/>
+          <w:szCs w:val="24"/>
+        </w:rPr>
+        <w:t>atlaižu lapas</w:t>
+      </w:r>
+      <w:r>
+        <w:rPr>
+          <w:sz w:val="24"/>
+          <w:szCs w:val="24"/>
+        </w:rPr>
+        <w:t>.</w:t>
+      </w:r>
+    </w:p>
+    <w:p>
+      <w:pPr>
+        <w:rPr>
+          <w:sz w:val="24"/>
+          <w:szCs w:val="24"/>
+        </w:rPr>
+      </w:pPr>
+      <w:r>
+        <w:rPr>
+          <w:b/>
+          <w:bCs/>
+          <w:sz w:val="24"/>
+          <w:szCs w:val="24"/>
+        </w:rPr>
+        <w:t>Cena ar atlaidi</w:t>
+      </w:r>
+      <w:r>
+        <w:rPr>
+          <w:sz w:val="24"/>
+          <w:szCs w:val="24"/>
+        </w:rPr>
+        <w:t xml:space="preserve"> tiek aprēķināta automātiski un tiek noapaļota atbilstoši iestatījumos norādītajam zīmju skaitam aiz komata.</w:t>
+      </w:r>
+    </w:p>
+    <w:p>
+      <w:pPr>
+        <w:rPr>
+          <w:sz w:val="24"/>
+          <w:szCs w:val="24"/>
+        </w:rPr>
+      </w:pPr>
+      <w:r>
+        <w:rPr>
+          <w:b/>
+          <w:bCs/>
+          <w:sz w:val="24"/>
+          <w:szCs w:val="24"/>
+        </w:rPr>
+        <w:t>Summa</w:t>
+      </w:r>
+      <w:r>
+        <w:rPr>
+          <w:sz w:val="24"/>
+          <w:szCs w:val="24"/>
+        </w:rPr>
+        <w:t xml:space="preserve"> tiek aprēķināta reizinot cenu ar atlaidi </w:t>
+      </w:r>
+      <w:r>
+        <w:rPr>
+          <w:sz w:val="24"/>
+          <w:szCs w:val="24"/>
+        </w:rPr>
+        <w:t>un</w:t>
+      </w:r>
+      <w:r>
+        <w:rPr>
+          <w:sz w:val="24"/>
+          <w:szCs w:val="24"/>
+        </w:rPr>
+        <w:t xml:space="preserve"> norādīto </w:t>
+      </w:r>
+      <w:r>
+        <w:rPr>
+          <w:b/>
+          <w:bCs/>
+          <w:sz w:val="24"/>
+          <w:szCs w:val="24"/>
+        </w:rPr>
+        <w:t>daudzumu</w:t>
+      </w:r>
+      <w:r>
+        <w:rPr>
+          <w:sz w:val="24"/>
+          <w:szCs w:val="24"/>
+        </w:rPr>
+        <w:t xml:space="preserve">. Daudzums jānorāda atbilstoši artikula uzskaites mērvienībai. Daudzumu var norādīt </w:t>
+      </w:r>
+      <w:r>
+        <w:rPr>
+          <w:sz w:val="24"/>
+          <w:szCs w:val="24"/>
+        </w:rPr>
+        <w:t>izmantojot līdz 4 zīmēm aiz komata.</w:t>
+      </w:r>
+    </w:p>
+    <w:p>
+      <w:pPr>
+        <w:rPr>
+          <w:sz w:val="24"/>
+          <w:szCs w:val="24"/>
+        </w:rPr>
+      </w:pPr>
+      <w:r>
+        <w:rPr>
+          <w:b/>
+          <w:bCs/>
+          <w:sz w:val="24"/>
+          <w:szCs w:val="24"/>
+        </w:rPr>
+        <w:t xml:space="preserve">PVN </w:t>
+      </w:r>
+      <w:r>
+        <w:rPr>
+          <w:b/>
+          <w:bCs/>
+          <w:sz w:val="24"/>
+          <w:szCs w:val="24"/>
+        </w:rPr>
+        <w:t>likme</w:t>
+      </w:r>
+      <w:r>
+        <w:rPr>
+          <w:sz w:val="24"/>
+          <w:szCs w:val="24"/>
+        </w:rPr>
+        <w:t xml:space="preserve"> tiek izmantot</w:t>
+      </w:r>
+      <w:r>
+        <w:rPr>
+          <w:sz w:val="24"/>
+          <w:szCs w:val="24"/>
+        </w:rPr>
+        <w:t>a</w:t>
+      </w:r>
+      <w:r>
+        <w:rPr>
+          <w:sz w:val="24"/>
+          <w:szCs w:val="24"/>
+        </w:rPr>
+        <w:t xml:space="preserve"> </w:t>
+      </w:r>
+      <w:r>
+        <w:rPr>
+          <w:sz w:val="24"/>
+          <w:szCs w:val="24"/>
+        </w:rPr>
+        <w:t xml:space="preserve">PVN aprēķinā un kontējuma veidošanā. Dokumenta rindā PVN likme tiek nokopēta no artikulu saraksta un nav rediģējama. </w:t>
+      </w:r>
+      <w:r>
+        <w:rPr>
+          <w:sz w:val="24"/>
+          <w:szCs w:val="24"/>
+        </w:rPr>
+        <w:t>Izmantotā</w:t>
+      </w:r>
+      <w:r>
+        <w:rPr>
+          <w:sz w:val="24"/>
+          <w:szCs w:val="24"/>
+        </w:rPr>
+        <w:t xml:space="preserve"> PVN likme ir svarīga ne tikai lai norādītu cik liels PVN procentuāli tiek aprēķināts, bet arī lai norādītu kādi PVN likuma noteikumi (pants) tiek piemēroti. PVN likmju saraksts ir rediģējams logā </w:t>
+      </w:r>
+      <w:r>
+        <w:rPr>
+          <w:b/>
+          <w:bCs/>
+          <w:sz w:val="24"/>
+          <w:szCs w:val="24"/>
+        </w:rPr>
+        <w:t>Kontēšanas shēma</w:t>
+      </w:r>
+      <w:r>
+        <w:rPr>
+          <w:sz w:val="24"/>
+          <w:szCs w:val="24"/>
+        </w:rPr>
+        <w:t>. Tur var norādīt atbilstošo PVN procentuālo likmi, vai tas ir reversais PVN</w:t>
+      </w:r>
+      <w:r>
+        <w:rPr>
+          <w:sz w:val="24"/>
+          <w:szCs w:val="24"/>
+        </w:rPr>
+        <w:t>,</w:t>
+      </w:r>
+      <w:r>
+        <w:rPr>
+          <w:sz w:val="24"/>
+          <w:szCs w:val="24"/>
+        </w:rPr>
+        <w:t xml:space="preserve"> un katrai likmei un dokumentu veidam piemērojamo kontējuma sagatavi.</w:t>
+      </w:r>
+    </w:p>
+    <w:p>
+      <w:pPr>
+        <w:rPr>
+          <w:sz w:val="24"/>
+          <w:szCs w:val="24"/>
+        </w:rPr>
+      </w:pPr>
+      <w:r>
+        <w:rPr>
+          <w:sz w:val="24"/>
+          <w:szCs w:val="24"/>
+        </w:rPr>
+        <w:t xml:space="preserve">Dokumentu rindā uzrādītās </w:t>
+      </w:r>
+      <w:r>
+        <w:rPr>
+          <w:b/>
+          <w:bCs/>
+          <w:sz w:val="24"/>
+          <w:szCs w:val="24"/>
+        </w:rPr>
+        <w:t>Izmaksas</w:t>
+      </w:r>
+      <w:r>
+        <w:rPr>
+          <w:sz w:val="24"/>
+          <w:szCs w:val="24"/>
+        </w:rPr>
+        <w:t xml:space="preserve"> realizācijas dokumentos satur datus par aprēķinātājām iegādes izmaksām pēc FIFO metodes. </w:t>
+      </w:r>
+      <w:r>
+        <w:rPr>
+          <w:b/>
+          <w:bCs/>
+          <w:sz w:val="24"/>
+          <w:szCs w:val="24"/>
+        </w:rPr>
+        <w:t>Izmaksu summa</w:t>
+      </w:r>
+      <w:r>
+        <w:rPr>
+          <w:sz w:val="24"/>
+          <w:szCs w:val="24"/>
+        </w:rPr>
+        <w:t xml:space="preserve"> ir visam rindā norādītajam artikula daudzumam aprēķinātās iegādes izmaksas. Iegādes dokumentos izmaksas laukos norāda tādas pašas summas kā iepirkuma cenas laukos.</w:t>
+      </w:r>
+    </w:p>
+    <w:p>
+      <w:pPr>
+        <w:rPr>
+          <w:sz w:val="24"/>
+          <w:szCs w:val="24"/>
+        </w:rPr>
+      </w:pPr>
+      <w:r>
+        <w:rPr>
+          <w:sz w:val="24"/>
+          <w:szCs w:val="24"/>
+        </w:rPr>
+        <w:t xml:space="preserve">Dokumenta rindas laukos </w:t>
+      </w:r>
+      <w:r>
+        <w:rPr>
+          <w:b/>
+          <w:bCs/>
+          <w:sz w:val="24"/>
+          <w:szCs w:val="24"/>
+        </w:rPr>
+        <w:t>Konts 6</w:t>
+      </w:r>
+      <w:r>
+        <w:rPr>
+          <w:sz w:val="24"/>
+          <w:szCs w:val="24"/>
+        </w:rPr>
+        <w:t xml:space="preserve"> un </w:t>
+      </w:r>
+      <w:r>
+        <w:rPr>
+          <w:b/>
+          <w:bCs/>
+          <w:sz w:val="24"/>
+          <w:szCs w:val="24"/>
+        </w:rPr>
+        <w:t>Konts 7</w:t>
+      </w:r>
+      <w:r>
+        <w:rPr>
+          <w:sz w:val="24"/>
+          <w:szCs w:val="24"/>
+        </w:rPr>
+        <w:t xml:space="preserve"> norāda kontēšanā izmantotos ieņēmuma un izmaksu kontus. Šie konti tiek nokopēti no artikulu saraksta un nav rediģējami. Automātiskā kontēšana programmā tiek veikta atbilstoši izveidotajai kontēšanas shēmai un ir atkarīga no dokumenta veida un norādītās PVN pazīmes.</w:t>
+      </w:r>
+      <w:r>
+        <w:rPr>
+          <w:sz w:val="24"/>
+          <w:szCs w:val="24"/>
+        </w:rPr>
+        <w:t xml:space="preserve"> </w:t>
+      </w:r>
+      <w:r>
+        <w:rPr>
+          <w:sz w:val="24"/>
+          <w:szCs w:val="24"/>
+        </w:rPr>
+        <w:t>Ja</w:t>
+      </w:r>
+      <w:r>
+        <w:rPr>
+          <w:sz w:val="24"/>
+          <w:szCs w:val="24"/>
+        </w:rPr>
+        <w:t xml:space="preserve"> automātiskais kontējums konkrētam dokumentam nav piemērojams, grāmatvedis veic manuālus kontējumus finanšu modulī, dokumenta galvenē izdarot attiecīgas atzīmes.</w:t>
+      </w:r>
+    </w:p>
+    <w:p>
+      <w:pPr>
+        <w:pStyle w:val="Heading3"/>
+      </w:pPr>
+      <w:bookmarkStart w:id="13" w:name="_Toc193217854"/>
+      <w:r>
+        <w:t>Dokumenta atvēršana rediģēšanai</w:t>
+      </w:r>
+      <w:bookmarkEnd w:id="13"/>
+    </w:p>
+    <w:p>
+      <w:pPr>
+        <w:rPr>
+          <w:sz w:val="24"/>
+          <w:szCs w:val="24"/>
+        </w:rPr>
+      </w:pPr>
+      <w:r>
+        <w:rPr>
+          <w:sz w:val="24"/>
+          <w:szCs w:val="24"/>
+        </w:rPr>
+        <w:t xml:space="preserve">Iegrāmatoti dokumenti ar statusu </w:t>
+      </w:r>
+      <w:r>
+        <w:rPr>
+          <w:b/>
+          <w:bCs/>
+          <w:sz w:val="24"/>
+          <w:szCs w:val="24"/>
+        </w:rPr>
+        <w:t>iegrāmatots</w:t>
+      </w:r>
+      <w:r>
+        <w:rPr>
+          <w:sz w:val="24"/>
+          <w:szCs w:val="24"/>
+        </w:rPr>
+        <w:t xml:space="preserve"> un </w:t>
+      </w:r>
+      <w:r>
+        <w:rPr>
+          <w:b/>
+          <w:bCs/>
+          <w:sz w:val="24"/>
+          <w:szCs w:val="24"/>
+        </w:rPr>
+        <w:t>iekontēts</w:t>
+      </w:r>
+      <w:r>
+        <w:rPr>
+          <w:sz w:val="24"/>
+          <w:szCs w:val="24"/>
+        </w:rPr>
+        <w:t xml:space="preserve"> nav rediģējami un dzēšami, tie vispirms ir jāatver rediģēšanai. </w:t>
+      </w:r>
+      <w:r>
+        <w:rPr>
+          <w:sz w:val="24"/>
+          <w:szCs w:val="24"/>
+        </w:rPr>
+        <w:t xml:space="preserve">Atverot dokumentu tā statuss tiek nomainīts uz </w:t>
+      </w:r>
+      <w:r>
+        <w:rPr>
+          <w:b/>
+          <w:bCs/>
+          <w:sz w:val="24"/>
+          <w:szCs w:val="24"/>
+        </w:rPr>
+        <w:t>atvērts</w:t>
+      </w:r>
+      <w:r>
+        <w:rPr>
+          <w:sz w:val="24"/>
+          <w:szCs w:val="24"/>
+        </w:rPr>
+        <w:t xml:space="preserve">. Funkcionāli tam nav atšķirības no dokumenta statusa </w:t>
+      </w:r>
+      <w:r>
+        <w:rPr>
+          <w:b/>
+          <w:bCs/>
+          <w:sz w:val="24"/>
+          <w:szCs w:val="24"/>
+        </w:rPr>
+        <w:t>melnraksts</w:t>
+      </w:r>
+      <w:r>
+        <w:rPr>
+          <w:sz w:val="24"/>
+          <w:szCs w:val="24"/>
+        </w:rPr>
+        <w:t>, bet ir lietderīgs ar to, ka norāda uz iepriekš veiktajām darbībām.</w:t>
+      </w:r>
+    </w:p>
+    <w:p>
+      <w:pPr>
+        <w:rPr>
+          <w:sz w:val="24"/>
+          <w:szCs w:val="24"/>
+        </w:rPr>
+      </w:pPr>
       <w:r>
         <w:rPr>
           <w:sz w:val="24"/>
           <w:szCs w:val="24"/>
         </w:rPr>
         <w:lastRenderedPageBreak/>
-        <w:t>sarakstā tiek mainīts nosaukums, arī visos iepriekš veidotajos dokumentos tiks izmantots jaunais nosaukums. Lauku mērvienība, PVN likme, konts 6 un konts 7 vērtības tiek nokopētas no artikulu saraksta uz dokumenta rindu, un ja artikuls vēlāk tiek rediģēts, dokumenta rindā šo lauku vērtības nemainīsies.</w:t>
-      </w:r>
-    </w:p>
-    <w:p>
-      <w:pPr>
-        <w:rPr>
-          <w:sz w:val="24"/>
-          <w:szCs w:val="24"/>
-        </w:rPr>
-      </w:pPr>
-      <w:r>
-        <w:rPr>
-          <w:sz w:val="24"/>
-          <w:szCs w:val="24"/>
-        </w:rPr>
-        <w:t xml:space="preserve">Dokumentu veidiem </w:t>
-      </w:r>
-      <w:r>
-        <w:rPr>
-          <w:b/>
-          <w:bCs/>
-          <w:sz w:val="24"/>
-          <w:szCs w:val="24"/>
-        </w:rPr>
-        <w:t>Realizācija</w:t>
-      </w:r>
-      <w:r>
-        <w:rPr>
-          <w:sz w:val="24"/>
-          <w:szCs w:val="24"/>
-        </w:rPr>
-        <w:t xml:space="preserve"> un</w:t>
-      </w:r>
-      <w:r>
-        <w:rPr>
-          <w:sz w:val="24"/>
-          <w:szCs w:val="24"/>
-        </w:rPr>
-        <w:t xml:space="preserve"> </w:t>
-      </w:r>
-      <w:r>
-        <w:rPr>
-          <w:b/>
-          <w:bCs/>
-          <w:sz w:val="24"/>
-          <w:szCs w:val="24"/>
-        </w:rPr>
-        <w:t>Sniegti pakalpojumi</w:t>
-      </w:r>
-      <w:r>
-        <w:rPr>
-          <w:sz w:val="24"/>
-          <w:szCs w:val="24"/>
-        </w:rPr>
-        <w:t xml:space="preserve"> cenas lauka sākotnējā vērtība tiek aizpildīta no artikulu sarakstā norādītās realizācijas cenas.</w:t>
-      </w:r>
-      <w:r>
-        <w:rPr>
-          <w:sz w:val="24"/>
-          <w:szCs w:val="24"/>
-        </w:rPr>
-        <w:t xml:space="preserve"> </w:t>
-      </w:r>
-      <w:r>
-        <w:rPr>
-          <w:sz w:val="24"/>
-          <w:szCs w:val="24"/>
-        </w:rPr>
-        <w:t xml:space="preserve">Pēc tam cenas vērtība ir rediģējama norādot to manuāli vai piemērojot cenu lapu. </w:t>
-      </w:r>
-    </w:p>
-    <w:p>
-      <w:pPr>
-        <w:rPr>
-          <w:sz w:val="24"/>
-          <w:szCs w:val="24"/>
-        </w:rPr>
-      </w:pPr>
-      <w:r>
-        <w:rPr>
-          <w:sz w:val="24"/>
-          <w:szCs w:val="24"/>
-        </w:rPr>
-        <w:t xml:space="preserve">Arī </w:t>
-      </w:r>
-      <w:r>
-        <w:rPr>
-          <w:b/>
-          <w:bCs/>
-          <w:sz w:val="24"/>
-          <w:szCs w:val="24"/>
-        </w:rPr>
-        <w:t>P</w:t>
-      </w:r>
-      <w:r>
-        <w:rPr>
-          <w:b/>
-          <w:bCs/>
-          <w:sz w:val="24"/>
-          <w:szCs w:val="24"/>
-        </w:rPr>
-        <w:t>ārvietošanas</w:t>
-      </w:r>
-      <w:r>
-        <w:rPr>
-          <w:sz w:val="24"/>
-          <w:szCs w:val="24"/>
-        </w:rPr>
-        <w:t xml:space="preserve"> dokumentos tiek izmantotas realizācijas cenas, jo pašizmaksas aprēķins iekšējās pārvietošanas gadījumā nav iespējams. </w:t>
-      </w:r>
-    </w:p>
-    <w:p>
-      <w:pPr>
-        <w:rPr>
-          <w:sz w:val="24"/>
-          <w:szCs w:val="24"/>
-        </w:rPr>
-      </w:pPr>
-      <w:r>
-        <w:rPr>
-          <w:sz w:val="24"/>
-          <w:szCs w:val="24"/>
-        </w:rPr>
-        <w:t xml:space="preserve">Dokumentu vaidam </w:t>
-      </w:r>
-      <w:r>
-        <w:rPr>
-          <w:b/>
-          <w:bCs/>
-          <w:sz w:val="24"/>
-          <w:szCs w:val="24"/>
-        </w:rPr>
-        <w:t>Saražots</w:t>
-      </w:r>
-      <w:r>
-        <w:rPr>
-          <w:sz w:val="24"/>
-          <w:szCs w:val="24"/>
-        </w:rPr>
-        <w:t xml:space="preserve"> cenas lauka vērtība tiek aizpildīta no artikulu sarakstā norādītājām ražošanas izmaksām. </w:t>
-      </w:r>
-      <w:r>
-        <w:rPr>
-          <w:sz w:val="24"/>
-          <w:szCs w:val="24"/>
-        </w:rPr>
-        <w:t>Artikula r</w:t>
-      </w:r>
-      <w:r>
-        <w:rPr>
-          <w:sz w:val="24"/>
-          <w:szCs w:val="24"/>
-        </w:rPr>
-        <w:t>ažošanas pašizmaksa tiek aprēķināta ar grāmatvedības aplēsēm, paredzot par noteiktu laika periodu aprēķinātās pašizmaksas koriģēšanas mehānismu atbilstoši faktiskajām ražošanas izmaksām.</w:t>
-      </w:r>
-    </w:p>
-    <w:p>
-      <w:pPr>
-        <w:rPr>
-          <w:sz w:val="24"/>
-          <w:szCs w:val="24"/>
-        </w:rPr>
-      </w:pPr>
-      <w:r>
-        <w:rPr>
-          <w:sz w:val="24"/>
-          <w:szCs w:val="24"/>
-        </w:rPr>
-        <w:t>Pārējiem dokumentu veidiem kā sākotnējā cena tiek norādīta 0.00.</w:t>
-      </w:r>
-      <w:r>
-        <w:rPr>
-          <w:sz w:val="24"/>
-          <w:szCs w:val="24"/>
-        </w:rPr>
-        <w:t xml:space="preserve"> Cena ir rediģējama, bet vairākiem dokumentu veidiem (preču atgriešana, kredītrēķini, norakstīšana, izlietošana ražošana) tā tiks aizpildīta automātiski, veicot dokumenta iegrāmatošanu.</w:t>
-      </w:r>
-    </w:p>
-    <w:p>
-      <w:pPr>
-        <w:rPr>
-          <w:sz w:val="24"/>
-          <w:szCs w:val="24"/>
-        </w:rPr>
-      </w:pPr>
-      <w:r>
-        <w:rPr>
-          <w:sz w:val="24"/>
-          <w:szCs w:val="24"/>
-        </w:rPr>
-        <w:t xml:space="preserve">Programmā artikula cenu var norādīt ar precizitāti līdz 4 </w:t>
-      </w:r>
-      <w:r>
-        <w:rPr>
-          <w:b/>
-          <w:bCs/>
-          <w:sz w:val="24"/>
-          <w:szCs w:val="24"/>
-        </w:rPr>
-        <w:t>zīmēm aiz komata</w:t>
-      </w:r>
-      <w:r>
-        <w:rPr>
-          <w:sz w:val="24"/>
-          <w:szCs w:val="24"/>
-        </w:rPr>
-        <w:t xml:space="preserve">. Pirms sākt darbu ar programmu, svarīgi ir norādīt izmantojamo zīmju skaitu aiz komata logā </w:t>
-      </w:r>
-      <w:r>
-        <w:rPr>
-          <w:b/>
-          <w:bCs/>
-          <w:sz w:val="24"/>
-          <w:szCs w:val="24"/>
-        </w:rPr>
-        <w:t>Iestatījumi,</w:t>
-      </w:r>
-      <w:r>
-        <w:rPr>
-          <w:sz w:val="24"/>
-          <w:szCs w:val="24"/>
-        </w:rPr>
-        <w:t xml:space="preserve"> tas var būt 2, 3 vai 4 zīmes aiz komata.</w:t>
-      </w:r>
-    </w:p>
-    <w:p>
-      <w:pPr>
-        <w:rPr>
-          <w:sz w:val="24"/>
-          <w:szCs w:val="24"/>
-        </w:rPr>
-      </w:pPr>
-      <w:r>
-        <w:rPr>
-          <w:sz w:val="24"/>
-          <w:szCs w:val="24"/>
-        </w:rPr>
-        <w:t>Atlaidi norāda procentos ar negatīvu zīmi. Ja artikulam tiek piemērots papildus uzcenojums to norāda</w:t>
-      </w:r>
-      <w:r>
-        <w:rPr>
-          <w:sz w:val="24"/>
-          <w:szCs w:val="24"/>
-        </w:rPr>
-        <w:t xml:space="preserve"> nez zīmes (pozitīva vērtība). Atlaidi var norādīt arī piemērojot iepriekš izveidotās </w:t>
-      </w:r>
-      <w:r>
-        <w:rPr>
-          <w:b/>
-          <w:bCs/>
-          <w:sz w:val="24"/>
-          <w:szCs w:val="24"/>
-        </w:rPr>
-        <w:t>atlaižu lapas</w:t>
-      </w:r>
-      <w:r>
-        <w:rPr>
-          <w:sz w:val="24"/>
-          <w:szCs w:val="24"/>
-        </w:rPr>
-        <w:t>.</w:t>
-      </w:r>
-    </w:p>
-    <w:p>
-      <w:pPr>
-        <w:rPr>
-          <w:sz w:val="24"/>
-          <w:szCs w:val="24"/>
-        </w:rPr>
-      </w:pPr>
-      <w:r>
-        <w:rPr>
-          <w:b/>
-          <w:bCs/>
-          <w:sz w:val="24"/>
-          <w:szCs w:val="24"/>
-        </w:rPr>
-        <w:t>Cena ar atlaidi</w:t>
-      </w:r>
-      <w:r>
-        <w:rPr>
-          <w:sz w:val="24"/>
-          <w:szCs w:val="24"/>
-        </w:rPr>
-        <w:t xml:space="preserve"> tiek aprēķināta automātiski un tiek noapaļota atbilstoši iestatījumos norādītajam zīmju skaitam aiz komata.</w:t>
-      </w:r>
-    </w:p>
-    <w:p>
-      <w:pPr>
-        <w:rPr>
-          <w:sz w:val="24"/>
-          <w:szCs w:val="24"/>
-        </w:rPr>
-      </w:pPr>
-      <w:r>
-        <w:rPr>
-          <w:b/>
-          <w:bCs/>
-          <w:sz w:val="24"/>
-          <w:szCs w:val="24"/>
-        </w:rPr>
-        <w:t>Summa</w:t>
-      </w:r>
-      <w:r>
-        <w:rPr>
-          <w:sz w:val="24"/>
-          <w:szCs w:val="24"/>
-        </w:rPr>
-        <w:t xml:space="preserve"> tiek aprēķināta reizinot cenu ar atlaidi </w:t>
-      </w:r>
-      <w:r>
-        <w:rPr>
-          <w:sz w:val="24"/>
-          <w:szCs w:val="24"/>
-        </w:rPr>
-        <w:t>un</w:t>
-      </w:r>
-      <w:r>
-        <w:rPr>
-          <w:sz w:val="24"/>
-          <w:szCs w:val="24"/>
-        </w:rPr>
-        <w:t xml:space="preserve"> norādīto </w:t>
-      </w:r>
-      <w:r>
-        <w:rPr>
-          <w:b/>
-          <w:bCs/>
-          <w:sz w:val="24"/>
-          <w:szCs w:val="24"/>
-        </w:rPr>
-        <w:t>daudzumu</w:t>
-      </w:r>
-      <w:r>
-        <w:rPr>
-          <w:sz w:val="24"/>
-          <w:szCs w:val="24"/>
-        </w:rPr>
-        <w:t xml:space="preserve">. Daudzums jānorāda atbilstoši artikula uzskaites mērvienībai. Daudzumu var norādīt </w:t>
-      </w:r>
-      <w:r>
-        <w:rPr>
-          <w:sz w:val="24"/>
-          <w:szCs w:val="24"/>
-        </w:rPr>
-        <w:t>izmantojot līdz 4 zīmēm aiz komata.</w:t>
-      </w:r>
-    </w:p>
-    <w:p>
-      <w:pPr>
-        <w:rPr>
-          <w:sz w:val="24"/>
-          <w:szCs w:val="24"/>
-        </w:rPr>
-      </w:pPr>
-      <w:r>
-        <w:rPr>
-          <w:b/>
-          <w:bCs/>
-          <w:sz w:val="24"/>
-          <w:szCs w:val="24"/>
-        </w:rPr>
-        <w:t xml:space="preserve">PVN </w:t>
-      </w:r>
-      <w:r>
-        <w:rPr>
-          <w:b/>
-          <w:bCs/>
-          <w:sz w:val="24"/>
-          <w:szCs w:val="24"/>
-        </w:rPr>
-        <w:t>likme</w:t>
-      </w:r>
-      <w:r>
-        <w:rPr>
-          <w:sz w:val="24"/>
-          <w:szCs w:val="24"/>
-        </w:rPr>
-        <w:t xml:space="preserve"> tiek izmantot</w:t>
-      </w:r>
-      <w:r>
-        <w:rPr>
-          <w:sz w:val="24"/>
-          <w:szCs w:val="24"/>
-        </w:rPr>
-        <w:t>a</w:t>
-      </w:r>
-      <w:r>
-        <w:rPr>
-          <w:sz w:val="24"/>
-          <w:szCs w:val="24"/>
-        </w:rPr>
-        <w:t xml:space="preserve"> </w:t>
-      </w:r>
-      <w:r>
-        <w:rPr>
-          <w:sz w:val="24"/>
-          <w:szCs w:val="24"/>
-        </w:rPr>
-        <w:t xml:space="preserve">PVN aprēķinā un kontējuma veidošanā. Dokumenta rindā PVN likme tiek nokopēta no artikulu saraksta un nav rediģējama. </w:t>
-      </w:r>
-      <w:r>
-        <w:rPr>
-          <w:sz w:val="24"/>
-          <w:szCs w:val="24"/>
-        </w:rPr>
-        <w:t>Izmantotā</w:t>
-      </w:r>
-      <w:r>
-        <w:rPr>
-          <w:sz w:val="24"/>
-          <w:szCs w:val="24"/>
-        </w:rPr>
-        <w:t xml:space="preserve"> PVN likme ir svarīga ne tikai lai norādītu cik liels PVN procentuāli tiek aprēķināts, bet arī lai norādītu kādi PVN likuma noteikumi (pants) tiek piemēroti. PVN likmju saraksts ir rediģējams logā </w:t>
-      </w:r>
-      <w:r>
-        <w:rPr>
-          <w:b/>
-          <w:bCs/>
-          <w:sz w:val="24"/>
-          <w:szCs w:val="24"/>
-        </w:rPr>
-        <w:t>Kontēšanas shēma</w:t>
-      </w:r>
-      <w:r>
-        <w:rPr>
-          <w:sz w:val="24"/>
-          <w:szCs w:val="24"/>
-        </w:rPr>
-        <w:t>. Tur var norādīt atbilstošo PVN procentuālo likmi, vai tas ir reversais PVN</w:t>
-      </w:r>
-      <w:r>
-        <w:rPr>
-          <w:sz w:val="24"/>
-          <w:szCs w:val="24"/>
-        </w:rPr>
-        <w:t>,</w:t>
-      </w:r>
-      <w:r>
-        <w:rPr>
-          <w:sz w:val="24"/>
-          <w:szCs w:val="24"/>
-        </w:rPr>
-        <w:t xml:space="preserve"> un katrai likmei un dokumentu veidam piemērojamo kontējuma sagatavi.</w:t>
-      </w:r>
-    </w:p>
-    <w:p>
-      <w:pPr>
-        <w:rPr>
-          <w:sz w:val="24"/>
-          <w:szCs w:val="24"/>
-        </w:rPr>
-      </w:pPr>
-      <w:r>
-        <w:rPr>
-          <w:sz w:val="24"/>
-          <w:szCs w:val="24"/>
-        </w:rPr>
-        <w:t xml:space="preserve">Dokumentu rindā uzrādītās </w:t>
-      </w:r>
-      <w:r>
-        <w:rPr>
-          <w:b/>
-          <w:bCs/>
-          <w:sz w:val="24"/>
-          <w:szCs w:val="24"/>
-        </w:rPr>
-        <w:t>Izmaksas</w:t>
-      </w:r>
-      <w:r>
-        <w:rPr>
-          <w:sz w:val="24"/>
-          <w:szCs w:val="24"/>
-        </w:rPr>
-        <w:t xml:space="preserve"> realizācijas dokumentos satur datus par aprēķinātājām iegādes izmaksām pēc FIFO metodes. </w:t>
-      </w:r>
-      <w:r>
-        <w:rPr>
-          <w:b/>
-          <w:bCs/>
-          <w:sz w:val="24"/>
-          <w:szCs w:val="24"/>
-        </w:rPr>
-        <w:t>Izmaksu summa</w:t>
-      </w:r>
-      <w:r>
-        <w:rPr>
-          <w:sz w:val="24"/>
-          <w:szCs w:val="24"/>
-        </w:rPr>
-        <w:t xml:space="preserve"> ir visam rindā norādītajam artikula daudzumam aprēķinātās iegādes izmaksas. Iegādes dokumentos izmaksas laukos norāda tādas pašas summas kā iepirkuma cenas laukos.</w:t>
-      </w:r>
-    </w:p>
-    <w:p>
-      <w:pPr>
-        <w:rPr>
-          <w:sz w:val="24"/>
-          <w:szCs w:val="24"/>
-        </w:rPr>
-      </w:pPr>
-      <w:r>
-        <w:rPr>
-          <w:sz w:val="24"/>
-          <w:szCs w:val="24"/>
-        </w:rPr>
-        <w:t xml:space="preserve">Dokumenta rindas laukos </w:t>
-      </w:r>
-      <w:r>
-        <w:rPr>
-          <w:b/>
-          <w:bCs/>
-          <w:sz w:val="24"/>
-          <w:szCs w:val="24"/>
-        </w:rPr>
-        <w:t>Konts 6</w:t>
-      </w:r>
-      <w:r>
-        <w:rPr>
-          <w:sz w:val="24"/>
-          <w:szCs w:val="24"/>
-        </w:rPr>
-        <w:t xml:space="preserve"> un </w:t>
-      </w:r>
-      <w:r>
-        <w:rPr>
-          <w:b/>
-          <w:bCs/>
-          <w:sz w:val="24"/>
-          <w:szCs w:val="24"/>
-        </w:rPr>
-        <w:t>Konts 7</w:t>
-      </w:r>
-      <w:r>
-        <w:rPr>
-          <w:sz w:val="24"/>
-          <w:szCs w:val="24"/>
-        </w:rPr>
-        <w:t xml:space="preserve"> norāda kontēšanā izmantotos ieņēmuma un izmaksu kontus. Šie konti tiek nokopēti no artikulu saraksta un nav rediģējami. Automātiskā kontēšana programmā tiek veikta atbilstoši izveidotajai kontēšanas shēmai un ir atkarīga no dokumenta veida un norādītās PVN pazīmes.</w:t>
-      </w:r>
-      <w:r>
-        <w:rPr>
-          <w:sz w:val="24"/>
-          <w:szCs w:val="24"/>
-        </w:rPr>
-        <w:t xml:space="preserve"> </w:t>
-      </w:r>
-      <w:r>
-        <w:rPr>
-          <w:sz w:val="24"/>
-          <w:szCs w:val="24"/>
-        </w:rPr>
-        <w:t>Ja</w:t>
-      </w:r>
-      <w:r>
-        <w:rPr>
-          <w:sz w:val="24"/>
-          <w:szCs w:val="24"/>
-        </w:rPr>
-        <w:t xml:space="preserve"> automātiskais kontējums konkrētam dokumentam nav piemērojams, grāmatvedis veic manuālus kontējumus finanšu modulī, dokumenta galvenē izdarot attiecīgas atzīmes.</w:t>
-      </w:r>
-    </w:p>
-    <w:p>
-      <w:pPr>
-        <w:pStyle w:val="Heading3"/>
-      </w:pPr>
-      <w:bookmarkStart w:id="13" w:name="_Toc193217854"/>
-      <w:r>
-        <w:t>Dokumenta atvēršana rediģēšanai</w:t>
-      </w:r>
-      <w:bookmarkEnd w:id="13"/>
-    </w:p>
-    <w:p>
-      <w:pPr>
-        <w:rPr>
-          <w:sz w:val="24"/>
-          <w:szCs w:val="24"/>
-        </w:rPr>
-      </w:pPr>
-      <w:r>
-        <w:rPr>
-          <w:sz w:val="24"/>
-          <w:szCs w:val="24"/>
-        </w:rPr>
-        <w:t xml:space="preserve">Iegrāmatoti dokumenti ar statusu </w:t>
-      </w:r>
-      <w:r>
-        <w:rPr>
-          <w:b/>
-          <w:bCs/>
-          <w:sz w:val="24"/>
-          <w:szCs w:val="24"/>
-        </w:rPr>
-        <w:t>iegrāmatots</w:t>
-      </w:r>
-      <w:r>
-        <w:rPr>
-          <w:sz w:val="24"/>
-          <w:szCs w:val="24"/>
-        </w:rPr>
-        <w:t xml:space="preserve"> un </w:t>
-      </w:r>
-      <w:r>
-        <w:rPr>
-          <w:b/>
-          <w:bCs/>
-          <w:sz w:val="24"/>
-          <w:szCs w:val="24"/>
-        </w:rPr>
-        <w:t>iekontēts</w:t>
-      </w:r>
-      <w:r>
-        <w:rPr>
-          <w:sz w:val="24"/>
-          <w:szCs w:val="24"/>
-        </w:rPr>
-        <w:t xml:space="preserve"> nav rediģējami un dzēšami, tie vispirms ir jāatver rediģēšanai. </w:t>
-      </w:r>
-      <w:r>
-        <w:rPr>
-          <w:sz w:val="24"/>
-          <w:szCs w:val="24"/>
-        </w:rPr>
-        <w:t xml:space="preserve">Atverot dokumentu tā statuss tiek nomainīts uz </w:t>
-      </w:r>
-      <w:r>
-        <w:rPr>
-          <w:b/>
-          <w:bCs/>
-          <w:sz w:val="24"/>
-          <w:szCs w:val="24"/>
-        </w:rPr>
-        <w:t>atvērts</w:t>
-      </w:r>
-      <w:r>
-        <w:rPr>
-          <w:sz w:val="24"/>
-          <w:szCs w:val="24"/>
-        </w:rPr>
-        <w:t xml:space="preserve">. Funkcionāli tam nav atšķirības no dokumenta statusa </w:t>
-      </w:r>
-      <w:r>
-        <w:rPr>
-          <w:b/>
-          <w:bCs/>
-          <w:sz w:val="24"/>
-          <w:szCs w:val="24"/>
-        </w:rPr>
-        <w:t>melnraksts</w:t>
-      </w:r>
-      <w:r>
-        <w:rPr>
-          <w:sz w:val="24"/>
-          <w:szCs w:val="24"/>
-        </w:rPr>
-        <w:t>, bet ir lietderīgs ar to, ka norāda uz iepriekš veiktajām darbībām.</w:t>
-      </w:r>
-    </w:p>
-    <w:p>
-      <w:pPr>
-        <w:rPr>
-          <w:sz w:val="24"/>
-          <w:szCs w:val="24"/>
-        </w:rPr>
-      </w:pPr>
-      <w:r>
-        <w:rPr>
-          <w:sz w:val="24"/>
-          <w:szCs w:val="24"/>
-        </w:rPr>
         <w:t>Ne visus iegrāmatotos dokumentus var atvērt rediģēšanai. Pēc dokumenta atvēršanas nedrīkst veidoties tāda situācija, kad kāda artikula kopējais atlikums ir negatīvs, vai artikula uzskaitītais atlikums kādā no noliktavām ir negatīvs.</w:t>
       </w:r>
       <w:r>
@@ -14026,15 +14122,7 @@
           <w:sz w:val="24"/>
           <w:szCs w:val="24"/>
         </w:rPr>
-        <w:t xml:space="preserve"> dokumentu, ja saņemtās preces ir jau realizētas (pēc FIFO metodes). Nedrīkst atvērt arī dokumentus, kuriem ir izveidots kredītrēķins vai preču atgriešanas </w:t>
-      </w:r>
-      <w:r>
-        <w:rPr>
-          <w:sz w:val="24"/>
-          <w:szCs w:val="24"/>
-        </w:rPr>
-        <w:lastRenderedPageBreak/>
-        <w:t xml:space="preserve">dokuments. </w:t>
+        <w:t xml:space="preserve"> dokumentu, ja saņemtās preces ir jau realizētas (pēc FIFO metodes). Nedrīkst atvērt arī dokumentus, kuriem ir izveidots kredītrēķins vai preču atgriešanas dokuments. </w:t>
       </w:r>
       <w:r>
         <w:rPr>
@@ -14731,6 +14819,7 @@
           <w:sz w:val="24"/>
           <w:szCs w:val="24"/>
         </w:rPr>
+        <w:lastRenderedPageBreak/>
         <w:t xml:space="preserve">Dokumentu veids </w:t>
       </w:r>
       <w:r>
@@ -14818,15 +14907,7 @@
           <w:sz w:val="24"/>
           <w:szCs w:val="24"/>
         </w:rPr>
-        <w:t xml:space="preserve"> viens konkrēts sākotnējais dokuments, kurš tiek izmantots par pamatu kredītrēķina izrakstīšanai. Turpretim preču atgriešanas dokumentiem šos sākotnējos dokumentus </w:t>
-      </w:r>
-      <w:r>
-        <w:rPr>
-          <w:sz w:val="24"/>
-          <w:szCs w:val="24"/>
-        </w:rPr>
-        <w:lastRenderedPageBreak/>
-        <w:t>atlasa programma hronoloģiskā secībā, vispirms piesaistot pēdējos iegrāmatos realizācijas vai iegādes dokumentus.</w:t>
+        <w:t xml:space="preserve"> viens konkrēts sākotnējais dokuments, kurš tiek izmantots par pamatu kredītrēķina izrakstīšanai. Turpretim preču atgriešanas dokumentiem šos sākotnējos dokumentus atlasa programma hronoloģiskā secībā, vispirms piesaistot pēdējos iegrāmatos realizācijas vai iegādes dokumentus.</w:t>
       </w:r>
       <w:r>
         <w:rPr>
@@ -15151,6 +15232,98 @@
     </w:p>
     <w:p>
       <w:pPr>
+        <w:rPr>
+          <w:sz w:val="24"/>
+          <w:szCs w:val="24"/>
+        </w:rPr>
+      </w:pPr>
+      <w:r>
+        <w:rPr>
+          <w:sz w:val="24"/>
+          <w:szCs w:val="24"/>
+        </w:rPr>
+        <w:t xml:space="preserve">Dokumenti </w:t>
+      </w:r>
+      <w:r>
+        <w:rPr>
+          <w:sz w:val="24"/>
+          <w:szCs w:val="24"/>
+        </w:rPr>
+        <w:t>–</w:t>
+      </w:r>
+      <w:r>
+        <w:rPr>
+          <w:sz w:val="24"/>
+          <w:szCs w:val="24"/>
+        </w:rPr>
+        <w:t xml:space="preserve"> </w:t>
+      </w:r>
+      <w:r>
+        <w:rPr>
+          <w:sz w:val="24"/>
+          <w:szCs w:val="24"/>
+        </w:rPr>
+        <w:t>Saņemti/sniegti pakalpojumi, I</w:t>
+      </w:r>
+      <w:r>
+        <w:rPr>
+          <w:sz w:val="24"/>
+          <w:szCs w:val="24"/>
+        </w:rPr>
+        <w:t>epirkuma rēķins</w:t>
+      </w:r>
+      <w:r>
+        <w:rPr>
+          <w:sz w:val="24"/>
+          <w:szCs w:val="24"/>
+        </w:rPr>
+        <w:t xml:space="preserve">, </w:t>
+      </w:r>
+      <w:r>
+        <w:rPr>
+          <w:sz w:val="24"/>
+          <w:szCs w:val="24"/>
+        </w:rPr>
+        <w:t>Pārdošanas rēķins</w:t>
+      </w:r>
+      <w:r>
+        <w:rPr>
+          <w:sz w:val="24"/>
+          <w:szCs w:val="24"/>
+        </w:rPr>
+        <w:t xml:space="preserve">, </w:t>
+      </w:r>
+      <w:r>
+        <w:rPr>
+          <w:sz w:val="24"/>
+          <w:szCs w:val="24"/>
+        </w:rPr>
+        <w:t>Avansa rēķins</w:t>
+      </w:r>
+      <w:r>
+        <w:rPr>
+          <w:sz w:val="24"/>
+          <w:szCs w:val="24"/>
+        </w:rPr>
+        <w:t xml:space="preserve">, </w:t>
+      </w:r>
+      <w:r>
+        <w:rPr>
+          <w:sz w:val="24"/>
+          <w:szCs w:val="24"/>
+        </w:rPr>
+        <w:t>Kredītrēķins vienkāršs</w:t>
+      </w:r>
+      <w:r>
+        <w:rPr>
+          <w:sz w:val="24"/>
+          <w:szCs w:val="24"/>
+        </w:rPr>
+        <w:t xml:space="preserve"> – noliktavu atlikumus neietekmē. Šos dokumentu veidus var brīvi izmantot (arī bez kontēšanas), lai sagatavotu rēķinu izdrukas vai e-rēķinus.</w:t>
+      </w:r>
+    </w:p>
+    <w:p>
+      <w:pPr>
         <w:pStyle w:val="Heading3"/>
       </w:pPr>
       <w:bookmarkStart w:id="15" w:name="_Toc193217856"/>
@@ -15233,7 +15406,15 @@
           <w:sz w:val="24"/>
           <w:szCs w:val="24"/>
         </w:rPr>
-        <w:t xml:space="preserve">. Sākotnējā dokumenta dati, veicot nepieciešamās korekcijas, tiks nokopēti uz izveidoto kredītrēķinu un kredītrēķins tiks attēlots logā Dokuments. Kredītrēķinā tiek iekļautas visas sākotnējā dokumenta rindas ar sākotnējiem daudzumiem. Nevajadzīgās rindas ir izdzēšamas un daudzumi ir rediģējami. </w:t>
+        <w:t xml:space="preserve">. Sākotnējā dokumenta dati, veicot nepieciešamās korekcijas, tiks nokopēti uz izveidoto kredītrēķinu un kredītrēķins tiks attēlots logā </w:t>
+      </w:r>
+      <w:r>
+        <w:rPr>
+          <w:sz w:val="24"/>
+          <w:szCs w:val="24"/>
+        </w:rPr>
+        <w:lastRenderedPageBreak/>
+        <w:t xml:space="preserve">Dokuments. Kredītrēķinā tiek iekļautas visas sākotnējā dokumenta rindas ar sākotnējiem daudzumiem. Nevajadzīgās rindas ir izdzēšamas un daudzumi ir rediģējami. </w:t>
       </w:r>
     </w:p>
     <w:p>
@@ -15321,15 +15502,7 @@
           <w:sz w:val="24"/>
           <w:szCs w:val="24"/>
         </w:rPr>
-        <w:t xml:space="preserve"> kā izsniedzējs tiek norādīta uzņēmuma noliktava un kā saņēmējs attiecīgais </w:t>
-      </w:r>
-      <w:r>
-        <w:rPr>
-          <w:sz w:val="24"/>
-          <w:szCs w:val="24"/>
-        </w:rPr>
-        <w:lastRenderedPageBreak/>
-        <w:t>piegādātāj</w:t>
+        <w:t xml:space="preserve"> kā izsniedzējs tiek norādīta uzņēmuma noliktava un kā saņēmējs attiecīgais piegādātāj</w:t>
       </w:r>
       <w:r>
         <w:rPr>
@@ -15859,6 +16032,7 @@
           <w:sz w:val="24"/>
           <w:szCs w:val="24"/>
         </w:rPr>
+        <w:lastRenderedPageBreak/>
         <w:t>Izveidot kontējumu</w:t>
       </w:r>
       <w:r>
@@ -15986,7 +16160,6 @@
           <w:sz w:val="24"/>
           <w:szCs w:val="24"/>
         </w:rPr>
-        <w:lastRenderedPageBreak/>
         <w:t>Dokuments kontēts ar citu kontējumu</w:t>
       </w:r>
       <w:r>
@@ -16612,6 +16785,7 @@
           <w:sz w:val="24"/>
           <w:szCs w:val="24"/>
         </w:rPr>
+        <w:lastRenderedPageBreak/>
         <w:t>I</w:t>
       </w:r>
       <w:r>
@@ -16842,7 +17016,6 @@
           <w:sz w:val="24"/>
           <w:szCs w:val="24"/>
         </w:rPr>
-        <w:lastRenderedPageBreak/>
         <w:t>Aktuālie atlikumi – tiek parādīts norādītās noliktavas tekošie artikulu atlikumi;</w:t>
       </w:r>
     </w:p>
@@ -17572,6 +17745,7 @@
           <w:sz w:val="24"/>
           <w:szCs w:val="24"/>
         </w:rPr>
+        <w:lastRenderedPageBreak/>
         <w:t>Aktuālie artikula atlikumi;</w:t>
       </w:r>
     </w:p>
@@ -17699,7 +17873,6 @@
           <w:sz w:val="24"/>
           <w:szCs w:val="24"/>
         </w:rPr>
-        <w:lastRenderedPageBreak/>
         <w:t>Noliktavas nosaukums;</w:t>
       </w:r>
     </w:p>
@@ -18404,7 +18577,15 @@
           <w:sz w:val="24"/>
           <w:szCs w:val="24"/>
         </w:rPr>
-        <w:t>Programma pārbaudīs vai dati ir pareizajā formātā, vai artikulu saraksts satur attiecīgos artikulus un vai sakrīt artikulu nosaukumi, ja importējamajos datos ir iekļauta arī nosaukuma kolonna. Ja tiek konstatēta kļūda, programma parādīs par to paziņojumu un datu importēšana netiks veikta. Veiksmīga datu importa gadījumā artikuliem tiks nomainīti ražošanas izmaksu dati.</w:t>
+        <w:t xml:space="preserve">Programma pārbaudīs vai dati ir pareizajā formātā, vai artikulu saraksts satur attiecīgos artikulus un vai sakrīt artikulu nosaukumi, ja importējamajos datos ir iekļauta arī nosaukuma kolonna. Ja tiek konstatēta </w:t>
+      </w:r>
+      <w:r>
+        <w:rPr>
+          <w:sz w:val="24"/>
+          <w:szCs w:val="24"/>
+        </w:rPr>
+        <w:lastRenderedPageBreak/>
+        <w:t>kļūda, programma parādīs par to paziņojumu un datu importēšana netiks veikta. Veiksmīga datu importa gadījumā artikuliem tiks nomainīti ražošanas izmaksu dati.</w:t>
       </w:r>
     </w:p>
     <w:p>
@@ -18429,7 +18610,6 @@
       </w:pPr>
       <w:bookmarkStart w:id="23" w:name="_Toc193217864"/>
       <w:r>
-        <w:lastRenderedPageBreak/>
         <w:t>Logs Artikulu kategorijas</w:t>
       </w:r>
       <w:bookmarkEnd w:id="23"/>
@@ -18945,7 +19125,6 @@
               <w:bottom w:val="nil"/>
               <w:right w:val="nil"/>
             </w:tcBorders>
-            <w:shd w:val="clear" w:color="auto" w:fill="auto"/>
             <w:noWrap/>
             <w:vAlign w:val="bottom"/>
             <w:hideMark/>
@@ -18991,7 +19170,6 @@
               <w:bottom w:val="nil"/>
               <w:right w:val="nil"/>
             </w:tcBorders>
-            <w:shd w:val="clear" w:color="auto" w:fill="auto"/>
             <w:noWrap/>
             <w:vAlign w:val="bottom"/>
             <w:hideMark/>
@@ -19037,7 +19215,6 @@
               <w:bottom w:val="nil"/>
               <w:right w:val="nil"/>
             </w:tcBorders>
-            <w:shd w:val="clear" w:color="auto" w:fill="auto"/>
             <w:noWrap/>
             <w:vAlign w:val="bottom"/>
             <w:hideMark/>
@@ -19083,7 +19260,6 @@
               <w:bottom w:val="nil"/>
               <w:right w:val="nil"/>
             </w:tcBorders>
-            <w:shd w:val="clear" w:color="auto" w:fill="auto"/>
             <w:noWrap/>
             <w:vAlign w:val="bottom"/>
             <w:hideMark/>
@@ -19134,7 +19310,6 @@
               <w:bottom w:val="nil"/>
               <w:right w:val="nil"/>
             </w:tcBorders>
-            <w:shd w:val="clear" w:color="auto" w:fill="auto"/>
             <w:noWrap/>
             <w:vAlign w:val="bottom"/>
             <w:hideMark/>
@@ -19176,7 +19351,6 @@
               <w:bottom w:val="nil"/>
               <w:right w:val="nil"/>
             </w:tcBorders>
-            <w:shd w:val="clear" w:color="auto" w:fill="auto"/>
             <w:noWrap/>
             <w:vAlign w:val="bottom"/>
             <w:hideMark/>
@@ -19218,7 +19392,6 @@
               <w:bottom w:val="nil"/>
               <w:right w:val="nil"/>
             </w:tcBorders>
-            <w:shd w:val="clear" w:color="auto" w:fill="auto"/>
             <w:noWrap/>
             <w:vAlign w:val="bottom"/>
             <w:hideMark/>
@@ -19260,7 +19433,6 @@
               <w:bottom w:val="nil"/>
               <w:right w:val="nil"/>
             </w:tcBorders>
-            <w:shd w:val="clear" w:color="auto" w:fill="auto"/>
             <w:noWrap/>
             <w:vAlign w:val="bottom"/>
             <w:hideMark/>
@@ -19295,7 +19467,6 @@
               <w:bottom w:val="nil"/>
               <w:right w:val="nil"/>
             </w:tcBorders>
-            <w:shd w:val="clear" w:color="auto" w:fill="auto"/>
             <w:noWrap/>
             <w:vAlign w:val="bottom"/>
             <w:hideMark/>
@@ -19337,7 +19508,6 @@
               <w:bottom w:val="nil"/>
               <w:right w:val="nil"/>
             </w:tcBorders>
-            <w:shd w:val="clear" w:color="auto" w:fill="auto"/>
             <w:noWrap/>
             <w:vAlign w:val="bottom"/>
             <w:hideMark/>
@@ -19379,7 +19549,6 @@
               <w:bottom w:val="nil"/>
               <w:right w:val="nil"/>
             </w:tcBorders>
-            <w:shd w:val="clear" w:color="auto" w:fill="auto"/>
             <w:noWrap/>
             <w:vAlign w:val="bottom"/>
             <w:hideMark/>
@@ -19421,7 +19590,6 @@
               <w:bottom w:val="nil"/>
               <w:right w:val="nil"/>
             </w:tcBorders>
-            <w:shd w:val="clear" w:color="auto" w:fill="auto"/>
             <w:noWrap/>
             <w:vAlign w:val="bottom"/>
             <w:hideMark/>
@@ -19456,7 +19624,6 @@
               <w:bottom w:val="nil"/>
               <w:right w:val="nil"/>
             </w:tcBorders>
-            <w:shd w:val="clear" w:color="auto" w:fill="auto"/>
             <w:noWrap/>
             <w:vAlign w:val="bottom"/>
             <w:hideMark/>
@@ -19498,7 +19665,6 @@
               <w:bottom w:val="nil"/>
               <w:right w:val="nil"/>
             </w:tcBorders>
-            <w:shd w:val="clear" w:color="auto" w:fill="auto"/>
             <w:noWrap/>
             <w:vAlign w:val="bottom"/>
             <w:hideMark/>
@@ -19540,7 +19706,6 @@
               <w:bottom w:val="nil"/>
               <w:right w:val="nil"/>
             </w:tcBorders>
-            <w:shd w:val="clear" w:color="auto" w:fill="auto"/>
             <w:noWrap/>
             <w:vAlign w:val="bottom"/>
             <w:hideMark/>
@@ -19582,7 +19747,6 @@
               <w:bottom w:val="nil"/>
               <w:right w:val="nil"/>
             </w:tcBorders>
-            <w:shd w:val="clear" w:color="auto" w:fill="auto"/>
             <w:noWrap/>
             <w:vAlign w:val="bottom"/>
             <w:hideMark/>
@@ -19617,7 +19781,6 @@
               <w:bottom w:val="nil"/>
               <w:right w:val="nil"/>
             </w:tcBorders>
-            <w:shd w:val="clear" w:color="auto" w:fill="auto"/>
             <w:noWrap/>
             <w:vAlign w:val="bottom"/>
             <w:hideMark/>
@@ -19646,6 +19809,7 @@
                 <w:lang w:eastAsia="lv-LV"/>
                 <w14:ligatures w14:val="none"/>
               </w:rPr>
+              <w:lastRenderedPageBreak/>
               <w:t>D21</w:t>
             </w:r>
           </w:p>
@@ -19659,7 +19823,6 @@
               <w:bottom w:val="nil"/>
               <w:right w:val="nil"/>
             </w:tcBorders>
-            <w:shd w:val="clear" w:color="auto" w:fill="auto"/>
             <w:noWrap/>
             <w:vAlign w:val="bottom"/>
             <w:hideMark/>
@@ -19701,7 +19864,6 @@
               <w:bottom w:val="nil"/>
               <w:right w:val="nil"/>
             </w:tcBorders>
-            <w:shd w:val="clear" w:color="auto" w:fill="auto"/>
             <w:noWrap/>
             <w:vAlign w:val="bottom"/>
             <w:hideMark/>
@@ -19743,7 +19905,6 @@
               <w:bottom w:val="nil"/>
               <w:right w:val="nil"/>
             </w:tcBorders>
-            <w:shd w:val="clear" w:color="auto" w:fill="auto"/>
             <w:noWrap/>
             <w:vAlign w:val="bottom"/>
             <w:hideMark/>
@@ -19790,7 +19951,6 @@
               <w:bottom w:val="nil"/>
               <w:right w:val="nil"/>
             </w:tcBorders>
-            <w:shd w:val="clear" w:color="auto" w:fill="auto"/>
             <w:noWrap/>
             <w:vAlign w:val="bottom"/>
             <w:hideMark/>
@@ -19832,7 +19992,6 @@
               <w:bottom w:val="nil"/>
               <w:right w:val="nil"/>
             </w:tcBorders>
-            <w:shd w:val="clear" w:color="auto" w:fill="auto"/>
             <w:noWrap/>
             <w:vAlign w:val="bottom"/>
             <w:hideMark/>
@@ -19874,7 +20033,6 @@
               <w:bottom w:val="nil"/>
               <w:right w:val="nil"/>
             </w:tcBorders>
-            <w:shd w:val="clear" w:color="auto" w:fill="auto"/>
             <w:noWrap/>
             <w:vAlign w:val="bottom"/>
             <w:hideMark/>
@@ -19916,7 +20074,6 @@
               <w:bottom w:val="nil"/>
               <w:right w:val="nil"/>
             </w:tcBorders>
-            <w:shd w:val="clear" w:color="auto" w:fill="auto"/>
             <w:noWrap/>
             <w:vAlign w:val="bottom"/>
             <w:hideMark/>
@@ -19963,7 +20120,6 @@
               <w:bottom w:val="nil"/>
               <w:right w:val="nil"/>
             </w:tcBorders>
-            <w:shd w:val="clear" w:color="auto" w:fill="auto"/>
             <w:noWrap/>
             <w:vAlign w:val="bottom"/>
             <w:hideMark/>
@@ -20005,7 +20161,6 @@
               <w:bottom w:val="nil"/>
               <w:right w:val="nil"/>
             </w:tcBorders>
-            <w:shd w:val="clear" w:color="auto" w:fill="auto"/>
             <w:noWrap/>
             <w:vAlign w:val="bottom"/>
             <w:hideMark/>
@@ -20047,7 +20202,6 @@
               <w:bottom w:val="nil"/>
               <w:right w:val="nil"/>
             </w:tcBorders>
-            <w:shd w:val="clear" w:color="auto" w:fill="auto"/>
             <w:noWrap/>
             <w:vAlign w:val="bottom"/>
             <w:hideMark/>
@@ -20089,7 +20243,6 @@
               <w:bottom w:val="nil"/>
               <w:right w:val="nil"/>
             </w:tcBorders>
-            <w:shd w:val="clear" w:color="auto" w:fill="auto"/>
             <w:noWrap/>
             <w:vAlign w:val="bottom"/>
             <w:hideMark/>
@@ -20136,7 +20289,6 @@
               <w:bottom w:val="nil"/>
               <w:right w:val="nil"/>
             </w:tcBorders>
-            <w:shd w:val="clear" w:color="auto" w:fill="auto"/>
             <w:noWrap/>
             <w:vAlign w:val="bottom"/>
             <w:hideMark/>
@@ -20178,7 +20330,6 @@
               <w:bottom w:val="nil"/>
               <w:right w:val="nil"/>
             </w:tcBorders>
-            <w:shd w:val="clear" w:color="auto" w:fill="auto"/>
             <w:noWrap/>
             <w:vAlign w:val="bottom"/>
             <w:hideMark/>
@@ -20220,7 +20371,6 @@
               <w:bottom w:val="nil"/>
               <w:right w:val="nil"/>
             </w:tcBorders>
-            <w:shd w:val="clear" w:color="auto" w:fill="auto"/>
             <w:noWrap/>
             <w:vAlign w:val="bottom"/>
             <w:hideMark/>
@@ -20262,7 +20412,6 @@
               <w:bottom w:val="nil"/>
               <w:right w:val="nil"/>
             </w:tcBorders>
-            <w:shd w:val="clear" w:color="auto" w:fill="auto"/>
             <w:noWrap/>
             <w:vAlign w:val="bottom"/>
             <w:hideMark/>
@@ -20309,7 +20458,6 @@
               <w:bottom w:val="nil"/>
               <w:right w:val="nil"/>
             </w:tcBorders>
-            <w:shd w:val="clear" w:color="auto" w:fill="auto"/>
             <w:noWrap/>
             <w:vAlign w:val="bottom"/>
             <w:hideMark/>
@@ -20351,7 +20499,6 @@
               <w:bottom w:val="nil"/>
               <w:right w:val="nil"/>
             </w:tcBorders>
-            <w:shd w:val="clear" w:color="auto" w:fill="auto"/>
             <w:noWrap/>
             <w:vAlign w:val="bottom"/>
             <w:hideMark/>
@@ -20393,7 +20540,6 @@
               <w:bottom w:val="nil"/>
               <w:right w:val="nil"/>
             </w:tcBorders>
-            <w:shd w:val="clear" w:color="auto" w:fill="auto"/>
             <w:noWrap/>
             <w:vAlign w:val="bottom"/>
             <w:hideMark/>
@@ -20435,7 +20581,6 @@
               <w:bottom w:val="nil"/>
               <w:right w:val="nil"/>
             </w:tcBorders>
-            <w:shd w:val="clear" w:color="auto" w:fill="auto"/>
             <w:noWrap/>
             <w:vAlign w:val="bottom"/>
             <w:hideMark/>
@@ -20490,7 +20635,6 @@
           <w:sz w:val="24"/>
           <w:szCs w:val="24"/>
         </w:rPr>
-        <w:lastRenderedPageBreak/>
         <w:t>PVN likme ir jānorāda katram artikulam artikulu sarakstā. Tā tiek izmantota dokumenta rindas aizpildīšanā.</w:t>
       </w:r>
     </w:p>
@@ -21190,7 +21334,15 @@
           <w:sz w:val="24"/>
           <w:szCs w:val="24"/>
         </w:rPr>
-        <w:t xml:space="preserve">. Ja, piemēram, kontējuma sagatavē kā debeta finanšu konts ir norādīts 231-, tad kontējumā tiks izmantots dokumenta saņēmējam norādītais debitora konts sarakstā noliktavas un partneri. </w:t>
+        <w:t xml:space="preserve">. Ja, piemēram, kontējuma sagatavē kā debeta finanšu konts ir norādīts 231-, tad </w:t>
+      </w:r>
+      <w:r>
+        <w:rPr>
+          <w:sz w:val="24"/>
+          <w:szCs w:val="24"/>
+        </w:rPr>
+        <w:lastRenderedPageBreak/>
+        <w:t xml:space="preserve">kontējumā tiks izmantots dokumenta saņēmējam norādītais debitora konts sarakstā noliktavas un partneri. </w:t>
       </w:r>
     </w:p>
     <w:p>
@@ -21235,7 +21387,6 @@
           <w:sz w:val="24"/>
           <w:szCs w:val="24"/>
         </w:rPr>
-        <w:lastRenderedPageBreak/>
         <w:t>PVN aprēķina norāde tiek izmantota sagatavojot dokumentam PVN aprēķina kopsavilkumu. Veidojot dokumenta izdruku, tiek apkopots kopsummu saraksts šādām summām:</w:t>
       </w:r>
     </w:p>
@@ -21878,6 +22029,7 @@
           <w:sz w:val="24"/>
           <w:szCs w:val="24"/>
         </w:rPr>
+        <w:lastRenderedPageBreak/>
         <w:t>Programma pārbaudīs vai dati ir pareizajā formātā, vai artikulu saraksts satur attiecīgos artikulus un, vai sakrīt artikulu nosaukumi, ja importējamajos datos ir iekļauta arī nosaukuma kolonna. Ja tiek konstatēta kļūda, programma parādīs par to paziņojumu un datu importēšana netiks veikta.</w:t>
       </w:r>
     </w:p>
@@ -21959,7 +22111,6 @@
           <w:sz w:val="24"/>
           <w:szCs w:val="24"/>
         </w:rPr>
-        <w:lastRenderedPageBreak/>
         <w:t>Atlaižu</w:t>
       </w:r>
       <w:r>
@@ -22853,6 +23004,7 @@
           <w:sz w:val="24"/>
           <w:szCs w:val="24"/>
         </w:rPr>
+        <w:lastRenderedPageBreak/>
         <w:t xml:space="preserve">Inventarizācijas dokumenta </w:t>
       </w:r>
       <w:r>
@@ -22940,7 +23092,6 @@
           <w:sz w:val="24"/>
           <w:szCs w:val="24"/>
         </w:rPr>
-        <w:lastRenderedPageBreak/>
         <w:t xml:space="preserve">Sadaļā </w:t>
       </w:r>
       <w:r>
@@ -23674,6 +23825,7 @@
           <w:sz w:val="24"/>
           <w:szCs w:val="24"/>
         </w:rPr>
+        <w:lastRenderedPageBreak/>
         <w:t xml:space="preserve">Pēc dokumenta apstiprināšanas jāizveido atbilstoši norakstīšanas un pierakstīšanas dokumenti. Ar to dokumenta statuss tiks izmainīts uz </w:t>
       </w:r>
       <w:r>
@@ -23760,7 +23912,6 @@
           <w:sz w:val="24"/>
           <w:szCs w:val="24"/>
         </w:rPr>
-        <w:lastRenderedPageBreak/>
         <w:t xml:space="preserve">e-Rēķins ir </w:t>
       </w:r>
       <w:proofErr w:type="spellStart"/>
@@ -23777,21 +23928,7 @@
           <w:sz w:val="24"/>
           <w:szCs w:val="24"/>
         </w:rPr>
-        <w:t xml:space="preserve"> fails, kas satur rēķina datus. Šie faili primāri ir paredzēti elektroniskai rēķinu apstrādei, bet tie ir atverami un apskatāmi arī jebkurā teksta redaktorā, lai gan to saturs </w:t>
-      </w:r>
-      <w:r>
-        <w:rPr>
-          <w:sz w:val="24"/>
-          <w:szCs w:val="24"/>
-        </w:rPr>
-        <w:t>teksta redaktorā</w:t>
-      </w:r>
-      <w:r>
-        <w:rPr>
-          <w:sz w:val="24"/>
-          <w:szCs w:val="24"/>
-        </w:rPr>
-        <w:t xml:space="preserve"> nav viegli pārskatāms. </w:t>
+        <w:t xml:space="preserve"> fails, kas satur rēķina datus. Šie faili primāri ir paredzēti elektroniskai rēķinu apstrādei, bet tie ir atverami un apskatāmi arī jebkurā teksta redaktorā, lai gan to saturs teksta redaktorā nav viegli pārskatāms. </w:t>
       </w:r>
     </w:p>
     <w:p>
@@ -23992,10 +24129,7 @@
         <w:t xml:space="preserve"> </w:t>
       </w:r>
       <w:r>
-        <w:t xml:space="preserve">pašlaik pilnībā nevar aizstāt ierastos rēķinus. Tas </w:t>
-      </w:r>
-      <w:r>
-        <w:t xml:space="preserve">elektroniski </w:t>
+        <w:t xml:space="preserve">pašlaik pilnībā nevar aizstāt ierastos rēķinus. Tas elektroniski </w:t>
       </w:r>
       <w:r>
         <w:t>tiek izsūtī</w:t>
@@ -24158,19 +24292,7 @@
         <w:t>zejošo</w:t>
       </w:r>
       <w:r>
-        <w:t xml:space="preserve"> rēķinu mape ir paredzēta </w:t>
-      </w:r>
-      <w:r>
-        <w:t>izsūtīšanai sagatavoto</w:t>
-      </w:r>
-      <w:r>
-        <w:t xml:space="preserve"> rēķinu izvietošanai. Pēc tam kad šie rēķini ir </w:t>
-      </w:r>
-      <w:r>
-        <w:t>izsūtīti</w:t>
-      </w:r>
-      <w:r>
-        <w:t>, izmatojot pārlūku</w:t>
+        <w:t xml:space="preserve"> rēķinu mape ir paredzēta izsūtīšanai sagatavoto rēķinu izvietošanai. Pēc tam kad šie rēķini ir izsūtīti, izmatojot pārlūku</w:t>
       </w:r>
       <w:r>
         <w:t>,</w:t>
@@ -24351,6 +24473,7 @@
         </w:numPr>
       </w:pPr>
       <w:r>
+        <w:lastRenderedPageBreak/>
         <w:t>rēķina kopsumma;</w:t>
       </w:r>
     </w:p>
@@ -24437,11 +24560,7 @@
         <w:t>Pilnais rēķins</w:t>
       </w:r>
       <w:r>
-        <w:t xml:space="preserve"> būs </w:t>
-      </w:r>
-      <w:r>
-        <w:lastRenderedPageBreak/>
-        <w:t xml:space="preserve">tukša. Nospiežot pogu </w:t>
+        <w:t xml:space="preserve"> būs tukša. Nospiežot pogu </w:t>
       </w:r>
       <w:r>
         <w:rPr>
@@ -24543,14 +24662,7 @@
           <w:sz w:val="24"/>
           <w:szCs w:val="24"/>
         </w:rPr>
-        <w:t>-&gt;</w:t>
-      </w:r>
-      <w:r>
-        <w:rPr>
-          <w:sz w:val="24"/>
-          <w:szCs w:val="24"/>
-        </w:rPr>
-        <w:t xml:space="preserve"> Atzīmētos.</w:t>
+        <w:t>-&gt; Atzīmētos.</w:t>
       </w:r>
     </w:p>
     <w:p>
@@ -24904,6 +25016,7 @@
         </w:numPr>
       </w:pPr>
       <w:r>
+        <w:lastRenderedPageBreak/>
         <w:t xml:space="preserve">Rēķinu saņēmējiem programmas </w:t>
       </w:r>
       <w:r>
@@ -24975,7 +25088,6 @@
     </w:p>
     <w:p>
       <w:r>
-        <w:lastRenderedPageBreak/>
         <w:t>Uzņēmuma e-pasta adrese programmā tiek glabāta šifrētā veidā. Nospiežot pogu Nomainīt paroli, atvērsies logs kurā jānorāda e-pasta faktiskā parole un vienkāršāka parole, ar kuru faktiskā parole tiks šifrēta. Faktiskā parole parasti ir simbolu virkne, ko grūti iegaumēt, Vienkāršāku paroli var izvēlēties tādu, ko vieglāk atcerēties. Ja drošības jautājums ir svarīgs, arī vienkāršajai parolei ir jābūt pietiekoši garai.</w:t>
       </w:r>
     </w:p>
@@ -25418,6 +25530,7 @@
           <w:sz w:val="24"/>
           <w:szCs w:val="24"/>
         </w:rPr>
+        <w:lastRenderedPageBreak/>
         <w:t>Iegādes dokumentu izlietojuma pazīmes pārrēķins</w:t>
       </w:r>
     </w:p>
@@ -25440,15 +25553,7 @@
           <w:sz w:val="24"/>
           <w:szCs w:val="24"/>
         </w:rPr>
-        <w:t xml:space="preserve">Veicot realizācijas dokumentu iegrāmatošanu bez pilna pārrēķina programma izmanto šo pazīmi lai atlasītu iegādes dokumentus, kuri tiek piesaistīti (izlietoti) realizācijas dokumentam. Galvenais </w:t>
-      </w:r>
-      <w:r>
-        <w:rPr>
-          <w:sz w:val="24"/>
-          <w:szCs w:val="24"/>
-        </w:rPr>
-        <w:lastRenderedPageBreak/>
-        <w:t>iemesls tam ir nodrošināt, lai iegrāmatošanas darbības aizņemtu pēc iespējas mazāk laika.</w:t>
+        <w:t>Veicot realizācijas dokumentu iegrāmatošanu bez pilna pārrēķina programma izmanto šo pazīmi lai atlasītu iegādes dokumentus, kuri tiek piesaistīti (izlietoti) realizācijas dokumentam. Galvenais iemesls tam ir nodrošināt, lai iegrāmatošanas darbības aizņemtu pēc iespējas mazāk laika.</w:t>
       </w:r>
       <w:r>
         <w:rPr>
@@ -26036,6 +26141,7 @@
           <w:sz w:val="24"/>
           <w:szCs w:val="24"/>
         </w:rPr>
+        <w:lastRenderedPageBreak/>
         <w:t>Realizācijas pašizmaksas kontējumu kopsavilkums – pa dokumentiem</w:t>
       </w:r>
     </w:p>
@@ -26045,7 +26151,6 @@
       </w:pPr>
       <w:bookmarkStart w:id="38" w:name="_Toc193217879"/>
       <w:r>
-        <w:lastRenderedPageBreak/>
         <w:t>Artikulu kustības pārskats</w:t>
       </w:r>
       <w:bookmarkEnd w:id="38"/>
@@ -26677,6 +26782,7 @@
           <w:sz w:val="24"/>
           <w:szCs w:val="24"/>
         </w:rPr>
+        <w:lastRenderedPageBreak/>
         <w:t>Norakstītais, pierakstītais, izlietotais un saražotais daudzums;</w:t>
       </w:r>
     </w:p>
@@ -26697,7 +26803,6 @@
           <w:sz w:val="24"/>
           <w:szCs w:val="24"/>
         </w:rPr>
-        <w:lastRenderedPageBreak/>
         <w:t>Artikula daudzums perioda beigās;</w:t>
       </w:r>
     </w:p>
